--- a/Fermento - Manual de instalacion y uso.docx
+++ b/Fermento - Manual de instalacion y uso.docx
@@ -1394,8 +1394,96 @@
           <w:b w:val="0"/>
           <w:i w:val="0"/>
         </w:rPr>
-        <w:t>Cuando se le hagan mejoras al programa vas a recibir otro archivo ZIP, igual que el primero pero con un número más alto. Actualizar son tres pasos:</w:t>
+        <w:t>Cuando se le hagan mejoras al programa va a salir una versión nueva. Actualizar son tres pasos:</w:t>
       </w:r>
+    </w:p>
+    <w:tbl>
+      <w:tblPr>
+        <w:tblW w:type="auto" w:w="0"/>
+        <w:jc w:val="center"/>
+        <w:tblLook w:firstColumn="1" w:firstRow="1" w:lastColumn="0" w:lastRow="0" w:noHBand="0" w:noVBand="1" w:val="04A0"/>
+      </w:tblPr>
+      <w:tblGrid>
+        <w:gridCol w:w="9360"/>
+      </w:tblGrid>
+      <w:tr>
+        <w:trPr>
+          <w:cantSplit/>
+        </w:trPr>
+        <w:tc>
+          <w:tcPr>
+            <w:tcW w:type="dxa" w:w="9360"/>
+            <w:shd w:val="clear" w:fill="EAF3EA"/>
+            <w:tcBorders>
+              <w:left w:val="single" w:sz="24" w:color="4C8C4A"/>
+              <w:top w:val="single" w:sz="4" w:color="FFFFFF"/>
+              <w:bottom w:val="single" w:sz="4" w:color="FFFFFF"/>
+              <w:right w:val="single" w:sz="4" w:color="FFFFFF"/>
+            </w:tcBorders>
+          </w:tcPr>
+          <w:p>
+            <w:pPr>
+              <w:spacing w:after="80"/>
+            </w:pPr>
+            <w:r>
+              <w:rPr>
+                <w:b/>
+                <w:sz w:val="23"/>
+              </w:rPr>
+              <w:t>La aplicación te avisa sola</w:t>
+            </w:r>
+          </w:p>
+          <w:p>
+            <w:pPr>
+              <w:spacing w:after="60"/>
+            </w:pPr>
+            <w:r>
+              <w:rPr>
+                <w:sz w:val="22"/>
+              </w:rPr>
+              <w:t>Cuando hay una versión nueva, abajo a la izquierda (arriba del botón de Ajustes) aparece un letrero dorado que dice “↑ Versión … lista”.</w:t>
+            </w:r>
+          </w:p>
+          <w:p>
+            <w:pPr>
+              <w:spacing w:after="60"/>
+            </w:pPr>
+            <w:r>
+              <w:rPr>
+                <w:sz w:val="22"/>
+              </w:rPr>
+              <w:t>Haz clic ahí y te ofrece abrir la página de descarga. Bajas el ZIP nuevo y sigues los tres pasos de abajo.</w:t>
+            </w:r>
+          </w:p>
+          <w:p>
+            <w:pPr>
+              <w:spacing w:after="60"/>
+            </w:pPr>
+            <w:r>
+              <w:rPr>
+                <w:sz w:val="22"/>
+              </w:rPr>
+              <w:t>Si no aparece nada, es que ya tienes la última. También puedes revisarlo cuando quieras en Ajustes → Buscar actualizaciones.</w:t>
+            </w:r>
+          </w:p>
+          <w:p>
+            <w:pPr>
+              <w:spacing w:after="60"/>
+            </w:pPr>
+            <w:r>
+              <w:rPr>
+                <w:sz w:val="22"/>
+              </w:rPr>
+              <w:t>Para esto la computadora necesita internet. Si no tiene, la aplicación funciona igual, nada más que no avisa.</w:t>
+            </w:r>
+          </w:p>
+        </w:tc>
+      </w:tr>
+    </w:tbl>
+    <w:p>
+      <w:pPr>
+        <w:spacing w:after="40"/>
+      </w:pPr>
     </w:p>
     <w:p>
       <w:pPr>
@@ -3035,6 +3123,15 @@
         <w:t>Abajo se muestra la versión instalada y la carpeta donde están tus ventas, con un botón para abrirla.</w:t>
       </w:r>
     </w:p>
+    <w:p>
+      <w:pPr>
+        <w:pStyle w:val="ListBullet"/>
+        <w:spacing w:after="80"/>
+      </w:pPr>
+      <w:r>
+        <w:t>El botón “Buscar actualizaciones” revisa si salió una versión nueva y te dice en qué estás: al día, hay una nueva, o no hay internet en este momento.</w:t>
+      </w:r>
+    </w:p>
     <w:tbl>
       <w:tblPr>
         <w:tblW w:type="auto" w:w="0"/>

--- a/Fermento - Manual de instalacion y uso.docx
+++ b/Fermento - Manual de instalacion y uso.docx
@@ -2722,7 +2722,25 @@
         <w:spacing w:after="80"/>
       </w:pPr>
       <w:r>
-        <w:t>Después de vender aparece un aviso verde con un botón “Ticket”, por si el cliente lo quiere. Se genera en PDF y se abre solo para imprimirlo. Si no lo pide, ignóralo y el aviso se va solo.</w:t>
+        <w:t>Al lado del total hay un campo “Paga con”. Escribe ahí con cuánto te paga el cliente y al costado te va calculando el cambio mientras escribes. Es opcional: si lo dejas vacío, la venta se registra igual y el ticket sale sin esa parte. Si el monto no alcanza para el total, te avisa y no deja registrar.</w:t>
+      </w:r>
+    </w:p>
+    <w:p>
+      <w:pPr>
+        <w:pStyle w:val="ListBullet"/>
+        <w:spacing w:after="80"/>
+      </w:pPr>
+      <w:r>
+        <w:t>Después de vender aparece un aviso verde con un botón “Ticket”, por si el cliente lo quiere. Se genera en PDF y se abre solo para imprimirlo. Si no lo pide, ignóralo y el aviso se va solo. Si anotaste el pago, el aviso también te repite el cambio, para que lo tengas a la vista al contarlo.</w:t>
+      </w:r>
+    </w:p>
+    <w:p>
+      <w:pPr>
+        <w:pStyle w:val="ListBullet"/>
+        <w:spacing w:after="80"/>
+      </w:pPr>
+      <w:r>
+        <w:t>El ticket sale del ancho del rollo de la impresora (8 cm), con el total, el pago y el cambio en letra grande. Al imprimirlo desde el visor de PDF, asegúrate de que la escala esté en “Tamaño real” o al 100 %: si le pones “Ajustar a la página”, algunas impresoras lo achican y queda chiquito.</w:t>
       </w:r>
     </w:p>
     <w:p>

--- a/Fermento - Manual de instalacion y uso.docx
+++ b/Fermento - Manual de instalacion y uso.docx
@@ -2778,6 +2778,15 @@
         <w:spacing w:after="80"/>
       </w:pPr>
       <w:r>
+        <w:t>Cada producto tiene su “N° de item”, el número de la primera columna. Te sirve para buscarlo escribiendo el número en vez del nombre, y para ordenar la lista por él. Cuando das de alta un producto ya viene puesto el siguiente que está libre: si no te importa el número, déjalo como viene. Si prefieres tu propia numeración, cámbialo — lo único que no te deja es ponerle a dos productos el mismo número, y si pasa te dice cuál lo está usando (aunque sea uno que diste de baja).</w:t>
+      </w:r>
+    </w:p>
+    <w:p>
+      <w:pPr>
+        <w:pStyle w:val="ListBullet"/>
+        <w:spacing w:after="80"/>
+      </w:pPr>
+      <w:r>
         <w:t>Cada renglón tiene un botón “+ Tanda”: es el que usas cuando sacas pan del horno. Le pones cuántas piezas y de qué día son.</w:t>
       </w:r>
     </w:p>

--- a/Fermento - Manual de instalacion y uso.docx
+++ b/Fermento - Manual de instalacion y uso.docx
@@ -2686,7 +2686,7 @@
         <w:spacing w:after="80"/>
       </w:pPr>
       <w:r>
-        <w:t>Del lado izquierdo están todos tus productos. Arriba hay un buscador para encontrarlos rápido si tienes muchos.</w:t>
+        <w:t>Del lado izquierdo están todos tus productos. Arriba hay un buscador para encontrarlos rápido si tienes muchos: escribe parte del nombre, o el N° de item si te lo sabes de memoria. El número de cada producto aparece chiquito delante de su nombre, para que confirmes de un vistazo que buscaste el que querías antes de agregarlo.</w:t>
       </w:r>
     </w:p>
     <w:p>
